--- a/src/Excelsior.Tests/Word/WordTableBuilderTests.InheritsBordersFromHostCustomizedTableGrid.verified.docx
+++ b/src/Excelsior.Tests/Word/WordTableBuilderTests.InheritsBordersFromHostCustomizedTableGrid.verified.docx
@@ -21,7 +21,7 @@
         <w:tc>
           <w:p>
             <w:pPr>
-              <w:jc w:val="center"/>
+              <w:jc w:val="left"/>
             </w:pPr>
             <w:r>
               <w:rPr>
@@ -34,7 +34,7 @@
         <w:tc>
           <w:p>
             <w:pPr>
-              <w:jc w:val="center"/>
+              <w:jc w:val="left"/>
             </w:pPr>
             <w:r>
               <w:rPr>
@@ -47,7 +47,7 @@
         <w:tc>
           <w:p>
             <w:pPr>
-              <w:jc w:val="center"/>
+              <w:jc w:val="left"/>
             </w:pPr>
             <w:r>
               <w:rPr>
@@ -60,7 +60,7 @@
         <w:tc>
           <w:p>
             <w:pPr>
-              <w:jc w:val="center"/>
+              <w:jc w:val="left"/>
             </w:pPr>
             <w:r>
               <w:rPr>
@@ -73,7 +73,7 @@
         <w:tc>
           <w:p>
             <w:pPr>
-              <w:jc w:val="center"/>
+              <w:jc w:val="left"/>
             </w:pPr>
             <w:r>
               <w:rPr>
@@ -86,7 +86,7 @@
         <w:tc>
           <w:p>
             <w:pPr>
-              <w:jc w:val="center"/>
+              <w:jc w:val="left"/>
             </w:pPr>
             <w:r>
               <w:rPr>
@@ -99,7 +99,7 @@
         <w:tc>
           <w:p>
             <w:pPr>
-              <w:jc w:val="center"/>
+              <w:jc w:val="left"/>
             </w:pPr>
             <w:r>
               <w:rPr>
